--- a/series/s02-vow-of-teeth/books/s02-vow-of-teeth-b01/package/book.docx
+++ b/series/s02-vow-of-teeth/books/s02-vow-of-teeth-b01/package/book.docx
@@ -5376,7 +5376,7 @@
         <w:rPr>
           <w:lang w:val="en"/>
         </w:rPr>
-        <w:t xml:space="preserve">“They sleep in the long kennel behind the stables. Can you hear them? Every night since your wedding. They howl till the middle watch, and my loft is right over that wall.”</w:t>
+        <w:t xml:space="preserve">“They sleep in the long kennel behind the stables. Can you hear them? Every night since the night after your wedding. They howl till the middle watch, and my loft is right over that wall.”</w:t>
       </w:r>
     </w:p>
     <w:p>
@@ -7235,7 +7235,7 @@
         <w:rPr>
           <w:lang w:val="en"/>
         </w:rPr>
-        <w:t xml:space="preserve">There was a cheaper way. She could wait a night, until the post above was bare, and take the throat in the quiet. The pass left thirty-seven nights, and she would be spending one of them on nothing.</w:t>
+        <w:t xml:space="preserve">There was a cheaper way. It could wait a night, until the post above was bare, and take the throat in the quiet. The count of nights pulled at it like a tide, thirty-seven of them, and this one spent on nothing.</w:t>
       </w:r>
     </w:p>
     <w:p>
@@ -7316,29 +7316,51 @@
         <w:rPr>
           <w:lang w:val="en"/>
         </w:rPr>
-        <w:t xml:space="preserve">Above her, the shutter moved.</w:t>
-      </w:r>
-    </w:p>
-    <w:p>
-      <w:pPr>
-        <w:pStyle w:val="BodyText"/>
-      </w:pPr>
-      <w:r>
-        <w:rPr>
-          <w:lang w:val="en"/>
-        </w:rPr>
-        <w:t xml:space="preserve">Not a crack. Both leaves swung back against the laterite, wide, and stayed there. No lamp. No face. Only an open window thirty feet up, where she had left one leaf ajar, and the black square waiting like a held door.</w:t>
-      </w:r>
-    </w:p>
-    <w:p>
-      <w:pPr>
-        <w:pStyle w:val="BodyText"/>
-      </w:pPr>
-      <w:r>
-        <w:rPr>
-          <w:lang w:val="en"/>
-        </w:rPr>
-        <w:t xml:space="preserve">The first burn of the dawn turning ran up her legs. Someone had opened it for her. Or for whatever came to the sill next.</w:t>
+        <w:t xml:space="preserve">The first ache of the turning woke in its haunches. Too late for the wall. The pair on the far walk was coming back, and the lantern on the rampart had not moved off the ledge.</w:t>
+      </w:r>
+    </w:p>
+    <w:p>
+      <w:pPr>
+        <w:pStyle w:val="BodyText"/>
+      </w:pPr>
+      <w:r>
+        <w:rPr>
+          <w:lang w:val="en"/>
+        </w:rPr>
+        <w:t xml:space="preserve">It went the only way left that had no eyes in it. Through the gap at the bottom of the stable door, into the warm black where the horses shifted and blew and could tell no one anything. It lay down in the straw of an empty stall, far back, where no lantern reached.</w:t>
+      </w:r>
+    </w:p>
+    <w:p>
+      <w:pPr>
+        <w:pStyle w:val="BodyText"/>
+      </w:pPr>
+      <w:r>
+        <w:rPr>
+          <w:lang w:val="en"/>
+        </w:rPr>
+        <w:t xml:space="preserve">The burn took her there, in the dark, with her face in the straw.</w:t>
+      </w:r>
+    </w:p>
+    <w:p>
+      <w:pPr>
+        <w:pStyle w:val="BodyText"/>
+      </w:pPr>
+      <w:r>
+        <w:rPr>
+          <w:lang w:val="en"/>
+        </w:rPr>
+        <w:t xml:space="preserve">When she could stand she pulled a saddle-blanket off the rail and wrapped herself in it. Through the slats she saw the grey come up behind the pass, and high on the west wall the warden’s shutters standing wide, both leaves, where she had left one ajar. No lamp. No face. Only an open window, and nobody in it.</w:t>
+      </w:r>
+    </w:p>
+    <w:p>
+      <w:pPr>
+        <w:pStyle w:val="BodyText"/>
+      </w:pPr>
+      <w:r>
+        <w:rPr>
+          <w:lang w:val="en"/>
+        </w:rPr>
+        <w:t xml:space="preserve">She did not know who it had been opened for. She knew only that, for the first time since the wedding, she wanted the name of the man he hunted more than she wanted his throat.</w:t>
       </w:r>
     </w:p>
     <w:p>
@@ -7373,7 +7395,7 @@
         <w:rPr>
           <w:lang w:val="en"/>
         </w:rPr>
-        <w:t xml:space="preserve">Devan had lain with his eyes shut and listened to it. At the grey of dawn he had thrown both shutter leaves wide and stood a moment at the empty sill. Down in the yard the shadow under the water trough lay thicker than a shadow should. When he looked again it was gone. She had not come to the sill. She had turned back in the yard.</w:t>
+        <w:t xml:space="preserve">Devan had lain with his eyes shut and listened to it. At the grey of dawn he had thrown both shutter leaves wide and stood a moment at the empty sill. Down in the yard the shadow under the water trough lay thicker than a shadow should. When he looked again it was gone. She had not come to the sill. Wherever she had turned back, it was somewhere below, out of every eye on the wall.</w:t>
       </w:r>
     </w:p>
     <w:p>
@@ -11104,7 +11126,7 @@
         <w:rPr>
           <w:lang w:val="en"/>
         </w:rPr>
-        <w:t xml:space="preserve">Unni went the colour of a plum. He was thin as a ladle and not much past twenty.</w:t>
+        <w:t xml:space="preserve">Unni went the colour of a plum. He was thin as a ladle and had kept the gate for years, and he still blushed like a recruit.</w:t>
       </w:r>
       <w:r>
         <w:rPr>
@@ -42565,7 +42587,7 @@
         <w:rPr>
           <w:lang w:val="en"/>
         </w:rPr>
-        <w:t xml:space="preserve">“Three days ahead of the rains. The council always seals early, and I’ve been counting to the rains, not the seal.”</w:t>
+        <w:t xml:space="preserve">“Eight days.”</w:t>
       </w:r>
       <w:r>
         <w:rPr>
@@ -48299,7 +48321,7 @@
         <w:rPr>
           <w:lang w:val="en"/>
         </w:rPr>
-        <w:t xml:space="preserve">“If I’m not back by first light on the second day, put him in a cart and start up the wood road. Meet me on it. It saves a day he hasn’t got.”</w:t>
+        <w:t xml:space="preserve">“I told him I’d be back before the third dusk. Forget waiting for me. At first light tomorrow, put him in a cart and start up the wood road. Meet me on it coming back. It saves a day he hasn’t got.”</w:t>
       </w:r>
     </w:p>
     <w:p>
@@ -49450,7 +49472,7 @@
         <w:rPr>
           <w:lang w:val="en"/>
         </w:rPr>
-        <w:t xml:space="preserve">she had said, and had named the hour, and someone had carried it out of Kettamala faster than she had ridden. She had built the trap herself and sent a dying man to walk into it.</w:t>
+        <w:t xml:space="preserve">she had said, and had named the hour, and someone had carried it out of Kettamala faster than any cart. She had built the trap herself and sent a dying man to walk into it.</w:t>
       </w:r>
     </w:p>
     <w:p>
@@ -49846,7 +49868,7 @@
           <w:iCs/>
           <w:lang w:val="en"/>
         </w:rPr>
-        <w:t xml:space="preserve">Second dusk is tonight. Muthu will have started at first light, as I told him. If he doesn’t meet me, he keeps coming, and he reaches the gate at tonight’s dusk.</w:t>
+        <w:t xml:space="preserve">Second dusk is tonight. Muthu will have started at first light yesterday, as I told him. If he doesn’t meet me, he keeps coming, and he reaches the gate at tonight’s dusk.</w:t>
       </w:r>
     </w:p>
     <w:p>
@@ -51545,7 +51567,7 @@
         <w:rPr>
           <w:lang w:val="en"/>
         </w:rPr>
-        <w:t xml:space="preserve">She saw him find the place. She saw him think of the ford, and the eight years. His fingers crooked tighter and hesitated, the way they had when he told her about the raider captain. His face went very still. He did not close his eyes.</w:t>
+        <w:t xml:space="preserve">She saw him find the place. His two fingers crooked the way they had when he told her about the raider captain, and stopped there, half a breath, with his eyes open on the bear.</w:t>
       </w:r>
     </w:p>
     <w:p>
@@ -51614,7 +51636,7 @@
         <w:rPr>
           <w:lang w:val="en"/>
         </w:rPr>
-        <w:t xml:space="preserve">Ammu had said it not an hour ago. His old wound had split under the strike, and now it was hers as well. She saw him sway and clap a hand to his side.</w:t>
+        <w:t xml:space="preserve">Ammu had said it not an hour ago. The poisoned cut along his ribs tore open under the strike, and now a welt of it burned along hers as well. She saw him sway and clap a hand to his side.</w:t>
       </w:r>
     </w:p>
     <w:p>
@@ -51659,18 +51681,7 @@
         <w:rPr>
           <w:lang w:val="en"/>
         </w:rPr>
-        <w:t xml:space="preserve">“Leave the cat! She’ll keep till the bear’s done. The jackal has Pachan’s key. Take the jackal!”</w:t>
-      </w:r>
-    </w:p>
-    <w:p>
-      <w:pPr>
-        <w:pStyle w:val="BodyText"/>
-      </w:pPr>
-      <w:r>
-        <w:rPr>
-          <w:lang w:val="en"/>
-        </w:rPr>
-        <w:t xml:space="preserve">Then she heard it from the cook-house roof. Three short yips, a pause, and one long rising note.</w:t>
+        <w:t xml:space="preserve">“Leave the cat! She’ll keep till the bear’s done. The girl has Pachan’s key. Take the girl!”</w:t>
       </w:r>
     </w:p>
     <w:p>
@@ -51683,51 +51694,30 @@
           <w:iCs/>
           <w:lang w:val="en"/>
         </w:rPr>
-        <w:t xml:space="preserve">Tomorrow, I will find you.</w:t>
-      </w:r>
-    </w:p>
-    <w:p>
-      <w:pPr>
-        <w:pStyle w:val="BodyText"/>
-      </w:pPr>
-      <w:r>
-        <w:rPr>
-          <w:lang w:val="en"/>
-        </w:rPr>
-        <w:t xml:space="preserve">She had practised that at eleven and nine, behind the sheds, until Chathu said the House had no use for dogs.</w:t>
-      </w:r>
-    </w:p>
-    <w:p>
-      <w:pPr>
-        <w:pStyle w:val="BodyText"/>
-      </w:pPr>
-      <w:r>
-        <w:rPr>
-          <w:lang w:val="en"/>
-        </w:rPr>
-        <w:t xml:space="preserve">A fawn shape dropped from the thatch onto the bear’s back, raked its ear with a flash of teeth and sprang off. Ammu landed in the mud with her hackles up and her tongue out, grinning. It was a ridiculous look on a jackal. It was exactly her face.</w:t>
-      </w:r>
-    </w:p>
-    <w:p>
-      <w:pPr>
-        <w:pStyle w:val="BodyText"/>
-      </w:pPr>
-      <w:r>
-        <w:rPr>
-          <w:lang w:val="en"/>
-        </w:rPr>
-        <w:t xml:space="preserve">She turned and ran for the trees.</w:t>
-      </w:r>
-    </w:p>
-    <w:p>
-      <w:pPr>
-        <w:pStyle w:val="BodyText"/>
-      </w:pPr>
-      <w:r>
-        <w:rPr>
-          <w:lang w:val="en"/>
-        </w:rPr>
-        <w:t xml:space="preserve">The bear heaved up on three legs. It roared, and the sound shook the yard. Then it went after her, limping, furious. The hunters followed with their poles and nets, spilling past the cook-house. Chathu’s voice rang, thin and high, behind them.</w:t>
+        <w:t xml:space="preserve">The girl.</w:t>
+      </w:r>
+      <w:r>
+        <w:rPr>
+          <w:lang w:val="en"/>
+        </w:rPr>
+        <w:t xml:space="preserve"> </w:t>
+      </w:r>
+      <w:r>
+        <w:rPr>
+          <w:lang w:val="en"/>
+        </w:rPr>
+        <w:t xml:space="preserve">Not the word. Not yet. He was too busy with his bear to remember he was Ammu’s witness, and the moment he remembered, one word in her hearing would make her a jackal until she died.</w:t>
+      </w:r>
+    </w:p>
+    <w:p>
+      <w:pPr>
+        <w:pStyle w:val="BodyText"/>
+      </w:pPr>
+      <w:r>
+        <w:rPr>
+          <w:lang w:val="en"/>
+        </w:rPr>
+        <w:t xml:space="preserve">Then she heard it from the cook-house roof. Three short yips, a pause, and one long rising note.</w:t>
       </w:r>
     </w:p>
     <w:p>
@@ -51740,6 +51730,63 @@
           <w:iCs/>
           <w:lang w:val="en"/>
         </w:rPr>
+        <w:t xml:space="preserve">Tomorrow, I will find you.</w:t>
+      </w:r>
+    </w:p>
+    <w:p>
+      <w:pPr>
+        <w:pStyle w:val="BodyText"/>
+      </w:pPr>
+      <w:r>
+        <w:rPr>
+          <w:lang w:val="en"/>
+        </w:rPr>
+        <w:t xml:space="preserve">She had practised that at eleven and nine, behind the sheds, until Chathu said the House had no use for dogs.</w:t>
+      </w:r>
+    </w:p>
+    <w:p>
+      <w:pPr>
+        <w:pStyle w:val="BodyText"/>
+      </w:pPr>
+      <w:r>
+        <w:rPr>
+          <w:lang w:val="en"/>
+        </w:rPr>
+        <w:t xml:space="preserve">A fawn shape dropped from the thatch onto the bear’s back, raked its ear with a flash of teeth and sprang off. Ammu landed in the mud with her hackles up and her tongue out, grinning. It was a ridiculous look on a jackal. It was exactly her face.</w:t>
+      </w:r>
+    </w:p>
+    <w:p>
+      <w:pPr>
+        <w:pStyle w:val="BodyText"/>
+      </w:pPr>
+      <w:r>
+        <w:rPr>
+          <w:lang w:val="en"/>
+        </w:rPr>
+        <w:t xml:space="preserve">She turned and ran for the trees.</w:t>
+      </w:r>
+    </w:p>
+    <w:p>
+      <w:pPr>
+        <w:pStyle w:val="BodyText"/>
+      </w:pPr>
+      <w:r>
+        <w:rPr>
+          <w:lang w:val="en"/>
+        </w:rPr>
+        <w:t xml:space="preserve">The bear heaved up on three legs. It roared, and the sound shook the yard. Then it went after her, limping, furious. The hunters followed with their poles and nets, spilling past the cook-house. Chathu’s voice rang, thin and high, behind them.</w:t>
+      </w:r>
+    </w:p>
+    <w:p>
+      <w:pPr>
+        <w:pStyle w:val="BodyText"/>
+      </w:pPr>
+      <w:r>
+        <w:rPr>
+          <w:i/>
+          <w:iCs/>
+          <w:lang w:val="en"/>
+        </w:rPr>
         <w:t xml:space="preserve">No,</w:t>
       </w:r>
       <w:r>
@@ -51809,7 +51856,7 @@
         <w:rPr>
           <w:lang w:val="en"/>
         </w:rPr>
-        <w:t xml:space="preserve">She stood trembling under it. The cat’s whole body said run. She weighed it the way she weighed a wall. Ammu was thirty strides ahead, and the nets were thrown for a leopard as much as a jackal. His tunic was black and wet down the left side where the old line had split, and the same fire lay along her own ribs. If she ran and a spear found her, he would bleed for it, with no blood to spare. If she ran, she ran alone, and left him in the mud of a yard that still had hunters in it. If she stayed, Ammu ran alone.</w:t>
+        <w:t xml:space="preserve">She stood trembling under it. The cat’s whole body said run. She weighed it the way she weighed a wall. Ammu was thirty strides ahead, and the nets were thrown for a leopard as much as a jackal. His tunic was black and wet down the left side where the poisoned cut had torn open, and a welt of the same fire lay along her own ribs. If she ran and a spear found her, he would bleed for it, with no blood to spare. If she ran, she ran alone, and left him in the mud of a yard that still had hunters in it. If she stayed, Ammu ran alone.</w:t>
       </w:r>
     </w:p>
     <w:p>

--- a/series/s02-vow-of-teeth/books/s02-vow-of-teeth-b01/package/book.docx
+++ b/series/s02-vow-of-teeth/books/s02-vow-of-teeth-b01/package/book.docx
@@ -42583,18 +42583,6 @@
       <w:pPr>
         <w:pStyle w:val="BodyText"/>
       </w:pPr>
-      <w:r>
-        <w:rPr>
-          <w:lang w:val="en"/>
-        </w:rPr>
-        <w:t xml:space="preserve">“Eight days.”</w:t>
-      </w:r>
-      <w:r>
-        <w:rPr>
-          <w:lang w:val="en"/>
-        </w:rPr>
-        <w:t xml:space="preserve"> </w:t>
-      </w:r>
       <w:r>
         <w:rPr>
           <w:lang w:val="en"/>
